--- a/Test Documentation/Test-Plan.docx
+++ b/Test Documentation/Test-Plan.docx
@@ -7,11 +7,13 @@
         <w:ind w:left="720" w:hanging="360"/>
         <w:jc w:val="center"/>
         <w:rPr>
+          <w:rFonts w:hint="cs"/>
           <w:b/>
           <w:bCs/>
           <w:color w:val="171717" w:themeColor="background2" w:themeShade="1A"/>
           <w:sz w:val="48"/>
           <w:szCs w:val="48"/>
+          <w:rtl/>
           <w:lang w:bidi="ar-EG"/>
         </w:rPr>
       </w:pPr>
@@ -1247,6 +1249,84 @@
           <w:color w:val="171717" w:themeColor="background2" w:themeShade="1A"/>
           <w:sz w:val="48"/>
           <w:szCs w:val="48"/>
+          <w:rtl/>
+          <w:lang w:bidi="ar-EG"/>
+        </w:rPr>
+      </w:pPr>
+    </w:p>
+    <w:p>
+      <w:pPr>
+        <w:rPr>
+          <w:b/>
+          <w:bCs/>
+          <w:color w:val="171717" w:themeColor="background2" w:themeShade="1A"/>
+          <w:sz w:val="48"/>
+          <w:szCs w:val="48"/>
+          <w:rtl/>
+          <w:lang w:bidi="ar-EG"/>
+        </w:rPr>
+      </w:pPr>
+    </w:p>
+    <w:p>
+      <w:pPr>
+        <w:rPr>
+          <w:b/>
+          <w:bCs/>
+          <w:color w:val="171717" w:themeColor="background2" w:themeShade="1A"/>
+          <w:sz w:val="48"/>
+          <w:szCs w:val="48"/>
+          <w:rtl/>
+          <w:lang w:bidi="ar-EG"/>
+        </w:rPr>
+      </w:pPr>
+    </w:p>
+    <w:p>
+      <w:pPr>
+        <w:rPr>
+          <w:b/>
+          <w:bCs/>
+          <w:color w:val="171717" w:themeColor="background2" w:themeShade="1A"/>
+          <w:sz w:val="48"/>
+          <w:szCs w:val="48"/>
+          <w:rtl/>
+          <w:lang w:bidi="ar-EG"/>
+        </w:rPr>
+      </w:pPr>
+    </w:p>
+    <w:p>
+      <w:pPr>
+        <w:rPr>
+          <w:b/>
+          <w:bCs/>
+          <w:color w:val="171717" w:themeColor="background2" w:themeShade="1A"/>
+          <w:sz w:val="48"/>
+          <w:szCs w:val="48"/>
+          <w:rtl/>
+          <w:lang w:bidi="ar-EG"/>
+        </w:rPr>
+      </w:pPr>
+    </w:p>
+    <w:p>
+      <w:pPr>
+        <w:rPr>
+          <w:b/>
+          <w:bCs/>
+          <w:color w:val="171717" w:themeColor="background2" w:themeShade="1A"/>
+          <w:sz w:val="48"/>
+          <w:szCs w:val="48"/>
+          <w:rtl/>
+          <w:lang w:bidi="ar-EG"/>
+        </w:rPr>
+      </w:pPr>
+    </w:p>
+    <w:p>
+      <w:pPr>
+        <w:rPr>
+          <w:b/>
+          <w:bCs/>
+          <w:color w:val="171717" w:themeColor="background2" w:themeShade="1A"/>
+          <w:sz w:val="48"/>
+          <w:szCs w:val="48"/>
           <w:lang w:bidi="ar-EG"/>
         </w:rPr>
       </w:pPr>
@@ -1258,6 +1338,7 @@
       <w:bookmarkStart w:id="0" w:name="__RefHeading___Toc2195_932610621"/>
       <w:bookmarkEnd w:id="0"/>
       <w:r>
+        <w:lastRenderedPageBreak/>
         <w:t xml:space="preserve">Introduction </w:t>
       </w:r>
     </w:p>
@@ -1362,6 +1443,25 @@
         </w:rPr>
         <w:t>The purpose of this project is to demonstrate practical API testing skills as part of a QA / Software Testing professional portfolio, covering CRUD operations, authentication, status code validation, response schema validation, and negative testing scenarios.</w:t>
       </w:r>
+    </w:p>
+    <w:p>
+      <w:pPr>
+        <w:rPr>
+          <w:color w:val="222222"/>
+          <w:sz w:val="22"/>
+          <w:szCs w:val="22"/>
+          <w:rtl/>
+        </w:rPr>
+      </w:pPr>
+    </w:p>
+    <w:p>
+      <w:pPr>
+        <w:rPr>
+          <w:color w:val="222222"/>
+          <w:sz w:val="22"/>
+          <w:szCs w:val="22"/>
+        </w:rPr>
+      </w:pPr>
     </w:p>
     <w:p>
       <w:pPr>
@@ -1478,13 +1578,25 @@
           <w:sz w:val="22"/>
           <w:szCs w:val="22"/>
         </w:rPr>
-        <w:lastRenderedPageBreak/>
         <w:t>Produce a reusable, well-structured Postman Collection that can later be integrated into a CI/CD pipeline (e.g., via Newman + GitHub Actions).</w:t>
       </w:r>
     </w:p>
     <w:p>
       <w:pPr>
         <w:spacing w:after="90" w:line="240" w:lineRule="auto"/>
+        <w:rPr>
+          <w:rtl/>
+        </w:rPr>
+      </w:pPr>
+    </w:p>
+    <w:p>
+      <w:pPr>
+        <w:spacing w:after="90" w:line="240" w:lineRule="auto"/>
+        <w:rPr>
+          <w:rFonts w:hint="cs"/>
+          <w:rtl/>
+          <w:lang w:bidi="ar-EG"/>
+        </w:rPr>
       </w:pPr>
     </w:p>
     <w:p>
@@ -1504,6 +1616,208 @@
     </w:p>
     <w:p>
       <w:pPr>
+        <w:pStyle w:val="ListParagraph"/>
+        <w:numPr>
+          <w:ilvl w:val="0"/>
+          <w:numId w:val="7"/>
+        </w:numPr>
+        <w:tabs>
+          <w:tab w:val="left" w:pos="980"/>
+        </w:tabs>
+        <w:spacing w:after="90" w:line="240" w:lineRule="auto"/>
+      </w:pPr>
+      <w:r>
+        <w:rPr>
+          <w:b/>
+          <w:bCs/>
+        </w:rPr>
+        <w:t>Overall Approach</w:t>
+      </w:r>
+      <w:r>
+        <w:t>:</w:t>
+      </w:r>
+      <w:r>
+        <w:t xml:space="preserve"> </w:t>
+      </w:r>
+      <w:r>
+        <w:t>Manual functional testing performed first using Postman (Collection Runner), covering all in-scope endpoints.</w:t>
+      </w:r>
+    </w:p>
+    <w:p>
+      <w:pPr>
+        <w:pStyle w:val="ListParagraph"/>
+        <w:numPr>
+          <w:ilvl w:val="0"/>
+          <w:numId w:val="7"/>
+        </w:numPr>
+        <w:tabs>
+          <w:tab w:val="left" w:pos="980"/>
+        </w:tabs>
+        <w:spacing w:after="90" w:line="240" w:lineRule="auto"/>
+      </w:pPr>
+      <w:r>
+        <w:rPr>
+          <w:b/>
+          <w:bCs/>
+        </w:rPr>
+        <w:t>Testing Sequence / Priority</w:t>
+      </w:r>
+      <w:r>
+        <w:t>: Core CRUD operations are tested first (Board → List → Card, since these are dependent resources), followed by secondary resources (Checklists, Labels, Organizations, Members).</w:t>
+      </w:r>
+      <w:r>
+        <w:rPr>
+          <w:b/>
+          <w:bCs/>
+        </w:rPr>
+        <w:t xml:space="preserve"> </w:t>
+      </w:r>
+    </w:p>
+    <w:p>
+      <w:pPr>
+        <w:pStyle w:val="ListParagraph"/>
+        <w:numPr>
+          <w:ilvl w:val="0"/>
+          <w:numId w:val="7"/>
+        </w:numPr>
+        <w:tabs>
+          <w:tab w:val="left" w:pos="980"/>
+        </w:tabs>
+        <w:spacing w:after="90" w:line="240" w:lineRule="auto"/>
+      </w:pPr>
+      <w:r>
+        <w:rPr>
+          <w:b/>
+          <w:bCs/>
+        </w:rPr>
+        <w:t>Dependency Handling</w:t>
+      </w:r>
+      <w:r>
+        <w:t xml:space="preserve">: Since most endpoints depend on IDs generated by prior requests (e.g., a List requires an existing idBoard, a Card requires an existing idList), Postman environment variables and chained requests (using </w:t>
+      </w:r>
+      <w:proofErr w:type="gramStart"/>
+      <w:r>
+        <w:t>pm.environment.set(</w:t>
+      </w:r>
+      <w:proofErr w:type="gramEnd"/>
+      <w:r>
+        <w:t>) in test scripts) are used to pass IDs between requests automatically.</w:t>
+      </w:r>
+    </w:p>
+    <w:p>
+      <w:pPr>
+        <w:pStyle w:val="ListParagraph"/>
+        <w:numPr>
+          <w:ilvl w:val="0"/>
+          <w:numId w:val="7"/>
+        </w:numPr>
+        <w:tabs>
+          <w:tab w:val="left" w:pos="980"/>
+        </w:tabs>
+        <w:spacing w:after="90" w:line="240" w:lineRule="auto"/>
+      </w:pPr>
+      <w:r>
+        <w:rPr>
+          <w:rFonts w:ascii="Times New Roman" w:eastAsia="Times New Roman" w:hAnsi="Times New Roman" w:cs="Times New Roman"/>
+          <w:b/>
+          <w:bCs/>
+          <w:kern w:val="0"/>
+          <w14:ligatures w14:val="none"/>
+        </w:rPr>
+        <w:t>Documentation Method</w:t>
+      </w:r>
+      <w:r>
+        <w:rPr>
+          <w:rFonts w:ascii="Times New Roman" w:eastAsia="Times New Roman" w:hAnsi="Times New Roman" w:cs="Times New Roman"/>
+          <w:kern w:val="0"/>
+          <w14:ligatures w14:val="none"/>
+        </w:rPr>
+        <w:t xml:space="preserve">: Every test case is documented in a structured Excel sheet (Test_Cases.xlsx) with fields such as Test Case ID, Endpoint, Method, Preconditions, Steps, Expected Result, Actual Result, and Status. </w:t>
+      </w:r>
+    </w:p>
+    <w:p>
+      <w:pPr>
+        <w:pStyle w:val="ListParagraph"/>
+        <w:numPr>
+          <w:ilvl w:val="0"/>
+          <w:numId w:val="7"/>
+        </w:numPr>
+        <w:tabs>
+          <w:tab w:val="left" w:pos="980"/>
+        </w:tabs>
+        <w:spacing w:after="90" w:line="240" w:lineRule="auto"/>
+        <w:rPr>
+          <w:rtl/>
+        </w:rPr>
+      </w:pPr>
+      <w:r>
+        <w:rPr>
+          <w:rFonts w:ascii="Times New Roman" w:eastAsia="Times New Roman" w:hAnsi="Times New Roman" w:cs="Times New Roman"/>
+          <w:b/>
+          <w:bCs/>
+          <w:kern w:val="0"/>
+          <w14:ligatures w14:val="none"/>
+        </w:rPr>
+        <w:t>Defect Management</w:t>
+      </w:r>
+      <w:r>
+        <w:rPr>
+          <w:rFonts w:ascii="Times New Roman" w:eastAsia="Times New Roman" w:hAnsi="Times New Roman" w:cs="Times New Roman"/>
+          <w:kern w:val="0"/>
+          <w14:ligatures w14:val="none"/>
+        </w:rPr>
+        <w:t>: Any unexpected behavior or bug found during execution is logged as a bug report with reproduction steps, request/response evidence, and severity.</w:t>
+      </w:r>
+    </w:p>
+    <w:p>
+      <w:pPr>
+        <w:tabs>
+          <w:tab w:val="left" w:pos="980"/>
+        </w:tabs>
+        <w:spacing w:after="90" w:line="240" w:lineRule="auto"/>
+        <w:rPr>
+          <w:rtl/>
+        </w:rPr>
+      </w:pPr>
+    </w:p>
+    <w:p>
+      <w:pPr>
+        <w:tabs>
+          <w:tab w:val="left" w:pos="980"/>
+        </w:tabs>
+        <w:spacing w:after="90" w:line="240" w:lineRule="auto"/>
+        <w:rPr>
+          <w:rtl/>
+        </w:rPr>
+      </w:pPr>
+    </w:p>
+    <w:p>
+      <w:pPr>
+        <w:tabs>
+          <w:tab w:val="left" w:pos="980"/>
+        </w:tabs>
+        <w:spacing w:after="90" w:line="240" w:lineRule="auto"/>
+        <w:rPr>
+          <w:rtl/>
+        </w:rPr>
+      </w:pPr>
+    </w:p>
+    <w:p>
+      <w:pPr>
+        <w:tabs>
+          <w:tab w:val="left" w:pos="980"/>
+        </w:tabs>
+        <w:spacing w:after="90" w:line="240" w:lineRule="auto"/>
+        <w:rPr>
+          <w:rtl/>
+        </w:rPr>
+      </w:pPr>
+    </w:p>
+    <w:p>
+      <w:pPr>
+        <w:tabs>
+          <w:tab w:val="left" w:pos="980"/>
+        </w:tabs>
         <w:spacing w:after="90" w:line="240" w:lineRule="auto"/>
       </w:pPr>
     </w:p>
@@ -1514,6 +1828,7 @@
       <w:bookmarkStart w:id="3" w:name="__RefHeading___Toc2201_932610621"/>
       <w:bookmarkEnd w:id="3"/>
       <w:r>
+        <w:lastRenderedPageBreak/>
         <w:t xml:space="preserve">In Scope </w:t>
       </w:r>
     </w:p>
@@ -1525,14 +1840,14 @@
           <w:numId w:val="6"/>
         </w:numPr>
         <w:rPr>
-          <w:sz w:val="28"/>
-          <w:szCs w:val="28"/>
-        </w:rPr>
-      </w:pPr>
-      <w:r>
-        <w:rPr>
-          <w:sz w:val="28"/>
-          <w:szCs w:val="28"/>
+          <w:sz w:val="22"/>
+          <w:szCs w:val="22"/>
+        </w:rPr>
+      </w:pPr>
+      <w:r>
+        <w:rPr>
+          <w:sz w:val="22"/>
+          <w:szCs w:val="22"/>
         </w:rPr>
         <w:t xml:space="preserve">Board </w:t>
       </w:r>
@@ -1544,14 +1859,30 @@
           <w:ilvl w:val="1"/>
           <w:numId w:val="6"/>
         </w:numPr>
-      </w:pPr>
-      <w:r>
+        <w:rPr>
+          <w:sz w:val="22"/>
+          <w:szCs w:val="22"/>
+        </w:rPr>
+      </w:pPr>
+      <w:r>
+        <w:rPr>
+          <w:sz w:val="22"/>
+          <w:szCs w:val="22"/>
+        </w:rPr>
         <w:t>Create Board</w:t>
       </w:r>
       <w:r>
+        <w:rPr>
+          <w:sz w:val="22"/>
+          <w:szCs w:val="22"/>
+        </w:rPr>
         <w:tab/>
       </w:r>
       <w:r>
+        <w:rPr>
+          <w:sz w:val="22"/>
+          <w:szCs w:val="22"/>
+        </w:rPr>
         <w:tab/>
       </w:r>
     </w:p>
@@ -1562,8 +1893,16 @@
           <w:ilvl w:val="1"/>
           <w:numId w:val="6"/>
         </w:numPr>
-      </w:pPr>
-      <w:r>
+        <w:rPr>
+          <w:sz w:val="22"/>
+          <w:szCs w:val="22"/>
+        </w:rPr>
+      </w:pPr>
+      <w:r>
+        <w:rPr>
+          <w:sz w:val="22"/>
+          <w:szCs w:val="22"/>
+        </w:rPr>
         <w:t>Get Board</w:t>
       </w:r>
     </w:p>
@@ -1574,8 +1913,16 @@
           <w:ilvl w:val="1"/>
           <w:numId w:val="6"/>
         </w:numPr>
-      </w:pPr>
-      <w:r>
+        <w:rPr>
+          <w:sz w:val="22"/>
+          <w:szCs w:val="22"/>
+        </w:rPr>
+      </w:pPr>
+      <w:r>
+        <w:rPr>
+          <w:sz w:val="22"/>
+          <w:szCs w:val="22"/>
+        </w:rPr>
         <w:t>Update Board</w:t>
       </w:r>
     </w:p>
@@ -1586,8 +1933,16 @@
           <w:ilvl w:val="1"/>
           <w:numId w:val="6"/>
         </w:numPr>
-      </w:pPr>
-      <w:r>
+        <w:rPr>
+          <w:sz w:val="22"/>
+          <w:szCs w:val="22"/>
+        </w:rPr>
+      </w:pPr>
+      <w:r>
+        <w:rPr>
+          <w:sz w:val="22"/>
+          <w:szCs w:val="22"/>
+        </w:rPr>
         <w:t>Add Member to Board</w:t>
       </w:r>
     </w:p>
@@ -1598,14 +1953,30 @@
           <w:ilvl w:val="1"/>
           <w:numId w:val="6"/>
         </w:numPr>
-      </w:pPr>
-      <w:r>
+        <w:rPr>
+          <w:sz w:val="22"/>
+          <w:szCs w:val="22"/>
+        </w:rPr>
+      </w:pPr>
+      <w:r>
+        <w:rPr>
+          <w:sz w:val="22"/>
+          <w:szCs w:val="22"/>
+        </w:rPr>
         <w:t xml:space="preserve">Get </w:t>
       </w:r>
       <w:r>
+        <w:rPr>
+          <w:sz w:val="22"/>
+          <w:szCs w:val="22"/>
+        </w:rPr>
         <w:t>Members</w:t>
       </w:r>
       <w:r>
+        <w:rPr>
+          <w:sz w:val="22"/>
+          <w:szCs w:val="22"/>
+        </w:rPr>
         <w:t xml:space="preserve"> of Board</w:t>
       </w:r>
     </w:p>
@@ -1616,8 +1987,16 @@
           <w:ilvl w:val="1"/>
           <w:numId w:val="6"/>
         </w:numPr>
-      </w:pPr>
-      <w:r>
+        <w:rPr>
+          <w:sz w:val="22"/>
+          <w:szCs w:val="22"/>
+        </w:rPr>
+      </w:pPr>
+      <w:r>
+        <w:rPr>
+          <w:sz w:val="22"/>
+          <w:szCs w:val="22"/>
+        </w:rPr>
         <w:t>Remove Member from Board</w:t>
       </w:r>
     </w:p>
@@ -1628,8 +2007,16 @@
           <w:ilvl w:val="1"/>
           <w:numId w:val="6"/>
         </w:numPr>
-      </w:pPr>
-      <w:r>
+        <w:rPr>
+          <w:sz w:val="22"/>
+          <w:szCs w:val="22"/>
+        </w:rPr>
+      </w:pPr>
+      <w:r>
+        <w:rPr>
+          <w:sz w:val="22"/>
+          <w:szCs w:val="22"/>
+        </w:rPr>
         <w:t>Get Memberships of a Board</w:t>
       </w:r>
     </w:p>
@@ -1640,8 +2027,16 @@
           <w:ilvl w:val="1"/>
           <w:numId w:val="6"/>
         </w:numPr>
-      </w:pPr>
-      <w:r>
+        <w:rPr>
+          <w:sz w:val="22"/>
+          <w:szCs w:val="22"/>
+        </w:rPr>
+      </w:pPr>
+      <w:r>
+        <w:rPr>
+          <w:sz w:val="22"/>
+          <w:szCs w:val="22"/>
+        </w:rPr>
         <w:t>Update Membership of Member on a Board</w:t>
       </w:r>
     </w:p>
@@ -1652,16 +2047,32 @@
           <w:ilvl w:val="1"/>
           <w:numId w:val="6"/>
         </w:numPr>
-      </w:pPr>
-      <w:r>
+        <w:rPr>
+          <w:sz w:val="22"/>
+          <w:szCs w:val="22"/>
+        </w:rPr>
+      </w:pPr>
+      <w:r>
+        <w:rPr>
+          <w:sz w:val="22"/>
+          <w:szCs w:val="22"/>
+        </w:rPr>
         <w:t xml:space="preserve">Get Actions </w:t>
       </w:r>
       <w:proofErr w:type="gramStart"/>
       <w:r>
+        <w:rPr>
+          <w:sz w:val="22"/>
+          <w:szCs w:val="22"/>
+        </w:rPr>
         <w:t>of</w:t>
       </w:r>
       <w:proofErr w:type="gramEnd"/>
       <w:r>
+        <w:rPr>
+          <w:sz w:val="22"/>
+          <w:szCs w:val="22"/>
+        </w:rPr>
         <w:t xml:space="preserve"> a Board</w:t>
       </w:r>
     </w:p>
@@ -1672,8 +2083,16 @@
           <w:ilvl w:val="1"/>
           <w:numId w:val="6"/>
         </w:numPr>
-      </w:pPr>
-      <w:r>
+        <w:rPr>
+          <w:sz w:val="22"/>
+          <w:szCs w:val="22"/>
+        </w:rPr>
+      </w:pPr>
+      <w:r>
+        <w:rPr>
+          <w:sz w:val="22"/>
+          <w:szCs w:val="22"/>
+        </w:rPr>
         <w:t>Delete a Board</w:t>
       </w:r>
     </w:p>
@@ -1685,14 +2104,14 @@
           <w:numId w:val="6"/>
         </w:numPr>
         <w:rPr>
-          <w:sz w:val="28"/>
-          <w:szCs w:val="28"/>
-        </w:rPr>
-      </w:pPr>
-      <w:r>
-        <w:rPr>
-          <w:sz w:val="28"/>
-          <w:szCs w:val="28"/>
+          <w:sz w:val="22"/>
+          <w:szCs w:val="22"/>
+        </w:rPr>
+      </w:pPr>
+      <w:r>
+        <w:rPr>
+          <w:sz w:val="22"/>
+          <w:szCs w:val="22"/>
         </w:rPr>
         <w:t xml:space="preserve">List </w:t>
       </w:r>
@@ -1704,8 +2123,16 @@
           <w:ilvl w:val="1"/>
           <w:numId w:val="6"/>
         </w:numPr>
-      </w:pPr>
-      <w:r>
+        <w:rPr>
+          <w:sz w:val="22"/>
+          <w:szCs w:val="22"/>
+        </w:rPr>
+      </w:pPr>
+      <w:r>
+        <w:rPr>
+          <w:sz w:val="22"/>
+          <w:szCs w:val="22"/>
+        </w:rPr>
         <w:t>Create a new List</w:t>
       </w:r>
     </w:p>
@@ -1716,8 +2143,16 @@
           <w:ilvl w:val="1"/>
           <w:numId w:val="6"/>
         </w:numPr>
-      </w:pPr>
-      <w:r>
+        <w:rPr>
+          <w:sz w:val="22"/>
+          <w:szCs w:val="22"/>
+        </w:rPr>
+      </w:pPr>
+      <w:r>
+        <w:rPr>
+          <w:sz w:val="22"/>
+          <w:szCs w:val="22"/>
+        </w:rPr>
         <w:t>Get a List</w:t>
       </w:r>
     </w:p>
@@ -1728,8 +2163,16 @@
           <w:ilvl w:val="1"/>
           <w:numId w:val="6"/>
         </w:numPr>
-      </w:pPr>
-      <w:r>
+        <w:rPr>
+          <w:sz w:val="22"/>
+          <w:szCs w:val="22"/>
+        </w:rPr>
+      </w:pPr>
+      <w:r>
+        <w:rPr>
+          <w:sz w:val="22"/>
+          <w:szCs w:val="22"/>
+        </w:rPr>
         <w:t>Update a List</w:t>
       </w:r>
     </w:p>
@@ -1740,8 +2183,16 @@
           <w:ilvl w:val="1"/>
           <w:numId w:val="6"/>
         </w:numPr>
-      </w:pPr>
-      <w:r>
+        <w:rPr>
+          <w:sz w:val="22"/>
+          <w:szCs w:val="22"/>
+        </w:rPr>
+      </w:pPr>
+      <w:r>
+        <w:rPr>
+          <w:sz w:val="22"/>
+          <w:szCs w:val="22"/>
+        </w:rPr>
         <w:t>Get Cards in a List</w:t>
       </w:r>
     </w:p>
@@ -1752,8 +2203,16 @@
           <w:ilvl w:val="1"/>
           <w:numId w:val="6"/>
         </w:numPr>
-      </w:pPr>
-      <w:r>
+        <w:rPr>
+          <w:sz w:val="22"/>
+          <w:szCs w:val="22"/>
+        </w:rPr>
+      </w:pPr>
+      <w:r>
+        <w:rPr>
+          <w:sz w:val="22"/>
+          <w:szCs w:val="22"/>
+        </w:rPr>
         <w:t>Get Actions for a List</w:t>
       </w:r>
     </w:p>
@@ -1764,8 +2223,16 @@
           <w:ilvl w:val="1"/>
           <w:numId w:val="6"/>
         </w:numPr>
-      </w:pPr>
-      <w:r>
+        <w:rPr>
+          <w:sz w:val="22"/>
+          <w:szCs w:val="22"/>
+        </w:rPr>
+      </w:pPr>
+      <w:r>
+        <w:rPr>
+          <w:sz w:val="22"/>
+          <w:szCs w:val="22"/>
+        </w:rPr>
         <w:t>Archive or unarchive a list</w:t>
       </w:r>
     </w:p>
@@ -1776,8 +2243,16 @@
           <w:ilvl w:val="0"/>
           <w:numId w:val="6"/>
         </w:numPr>
-      </w:pPr>
-      <w:r>
+        <w:rPr>
+          <w:sz w:val="22"/>
+          <w:szCs w:val="22"/>
+        </w:rPr>
+      </w:pPr>
+      <w:r>
+        <w:rPr>
+          <w:sz w:val="22"/>
+          <w:szCs w:val="22"/>
+        </w:rPr>
         <w:t>Cards</w:t>
       </w:r>
     </w:p>
@@ -1788,13 +2263,25 @@
           <w:ilvl w:val="1"/>
           <w:numId w:val="6"/>
         </w:numPr>
+        <w:rPr>
+          <w:sz w:val="22"/>
+          <w:szCs w:val="22"/>
+        </w:rPr>
       </w:pPr>
       <w:proofErr w:type="gramStart"/>
       <w:r>
+        <w:rPr>
+          <w:sz w:val="22"/>
+          <w:szCs w:val="22"/>
+        </w:rPr>
         <w:t>Create</w:t>
       </w:r>
       <w:proofErr w:type="gramEnd"/>
       <w:r>
+        <w:rPr>
+          <w:sz w:val="22"/>
+          <w:szCs w:val="22"/>
+        </w:rPr>
         <w:t xml:space="preserve"> a new Card</w:t>
       </w:r>
     </w:p>
@@ -1805,8 +2292,16 @@
           <w:ilvl w:val="1"/>
           <w:numId w:val="6"/>
         </w:numPr>
-      </w:pPr>
-      <w:r>
+        <w:rPr>
+          <w:sz w:val="22"/>
+          <w:szCs w:val="22"/>
+        </w:rPr>
+      </w:pPr>
+      <w:r>
+        <w:rPr>
+          <w:sz w:val="22"/>
+          <w:szCs w:val="22"/>
+        </w:rPr>
         <w:t>Get a Card</w:t>
       </w:r>
     </w:p>
@@ -1817,8 +2312,16 @@
           <w:ilvl w:val="1"/>
           <w:numId w:val="6"/>
         </w:numPr>
-      </w:pPr>
-      <w:r>
+        <w:rPr>
+          <w:sz w:val="22"/>
+          <w:szCs w:val="22"/>
+        </w:rPr>
+      </w:pPr>
+      <w:r>
+        <w:rPr>
+          <w:sz w:val="22"/>
+          <w:szCs w:val="22"/>
+        </w:rPr>
         <w:t>Update a Card</w:t>
       </w:r>
     </w:p>
@@ -1829,8 +2332,16 @@
           <w:ilvl w:val="1"/>
           <w:numId w:val="6"/>
         </w:numPr>
-      </w:pPr>
-      <w:r>
+        <w:rPr>
+          <w:sz w:val="22"/>
+          <w:szCs w:val="22"/>
+        </w:rPr>
+      </w:pPr>
+      <w:r>
+        <w:rPr>
+          <w:sz w:val="22"/>
+          <w:szCs w:val="22"/>
+        </w:rPr>
         <w:t>Add a Member to a Card</w:t>
       </w:r>
     </w:p>
@@ -1841,14 +2352,30 @@
           <w:ilvl w:val="1"/>
           <w:numId w:val="6"/>
         </w:numPr>
-      </w:pPr>
-      <w:r>
+        <w:rPr>
+          <w:sz w:val="22"/>
+          <w:szCs w:val="22"/>
+        </w:rPr>
+      </w:pPr>
+      <w:r>
+        <w:rPr>
+          <w:sz w:val="22"/>
+          <w:szCs w:val="22"/>
+        </w:rPr>
         <w:t xml:space="preserve">Get </w:t>
       </w:r>
       <w:r>
+        <w:rPr>
+          <w:sz w:val="22"/>
+          <w:szCs w:val="22"/>
+        </w:rPr>
         <w:t>Members</w:t>
       </w:r>
       <w:r>
+        <w:rPr>
+          <w:sz w:val="22"/>
+          <w:szCs w:val="22"/>
+        </w:rPr>
         <w:t xml:space="preserve"> of a Card</w:t>
       </w:r>
     </w:p>
@@ -1859,8 +2386,16 @@
           <w:ilvl w:val="1"/>
           <w:numId w:val="6"/>
         </w:numPr>
-      </w:pPr>
-      <w:r>
+        <w:rPr>
+          <w:sz w:val="22"/>
+          <w:szCs w:val="22"/>
+        </w:rPr>
+      </w:pPr>
+      <w:r>
+        <w:rPr>
+          <w:sz w:val="22"/>
+          <w:szCs w:val="22"/>
+        </w:rPr>
         <w:t>Remove a Member from a Card</w:t>
       </w:r>
     </w:p>
@@ -1871,8 +2406,16 @@
           <w:ilvl w:val="1"/>
           <w:numId w:val="6"/>
         </w:numPr>
-      </w:pPr>
-      <w:r>
+        <w:rPr>
+          <w:sz w:val="22"/>
+          <w:szCs w:val="22"/>
+        </w:rPr>
+      </w:pPr>
+      <w:r>
+        <w:rPr>
+          <w:sz w:val="22"/>
+          <w:szCs w:val="22"/>
+        </w:rPr>
         <w:t>Get Actions on a Card</w:t>
       </w:r>
     </w:p>
@@ -1883,8 +2426,16 @@
           <w:ilvl w:val="1"/>
           <w:numId w:val="6"/>
         </w:numPr>
-      </w:pPr>
-      <w:r>
+        <w:rPr>
+          <w:sz w:val="22"/>
+          <w:szCs w:val="22"/>
+        </w:rPr>
+      </w:pPr>
+      <w:r>
+        <w:rPr>
+          <w:sz w:val="22"/>
+          <w:szCs w:val="22"/>
+        </w:rPr>
         <w:t>Delete a Card</w:t>
       </w:r>
     </w:p>
@@ -1895,8 +2446,16 @@
           <w:ilvl w:val="0"/>
           <w:numId w:val="6"/>
         </w:numPr>
-      </w:pPr>
-      <w:r>
+        <w:rPr>
+          <w:sz w:val="22"/>
+          <w:szCs w:val="22"/>
+        </w:rPr>
+      </w:pPr>
+      <w:r>
+        <w:rPr>
+          <w:sz w:val="22"/>
+          <w:szCs w:val="22"/>
+        </w:rPr>
         <w:t>Checklists</w:t>
       </w:r>
     </w:p>
@@ -1907,8 +2466,16 @@
           <w:ilvl w:val="1"/>
           <w:numId w:val="6"/>
         </w:numPr>
-      </w:pPr>
-      <w:r>
+        <w:rPr>
+          <w:sz w:val="22"/>
+          <w:szCs w:val="22"/>
+        </w:rPr>
+      </w:pPr>
+      <w:r>
+        <w:rPr>
+          <w:sz w:val="22"/>
+          <w:szCs w:val="22"/>
+        </w:rPr>
         <w:t>Create a Checklist</w:t>
       </w:r>
     </w:p>
@@ -1919,8 +2486,16 @@
           <w:ilvl w:val="1"/>
           <w:numId w:val="6"/>
         </w:numPr>
-      </w:pPr>
-      <w:r>
+        <w:rPr>
+          <w:sz w:val="22"/>
+          <w:szCs w:val="22"/>
+        </w:rPr>
+      </w:pPr>
+      <w:r>
+        <w:rPr>
+          <w:sz w:val="22"/>
+          <w:szCs w:val="22"/>
+        </w:rPr>
         <w:t>Get a Checklist</w:t>
       </w:r>
     </w:p>
@@ -1931,8 +2506,16 @@
           <w:ilvl w:val="1"/>
           <w:numId w:val="6"/>
         </w:numPr>
-      </w:pPr>
-      <w:r>
+        <w:rPr>
+          <w:sz w:val="22"/>
+          <w:szCs w:val="22"/>
+        </w:rPr>
+      </w:pPr>
+      <w:r>
+        <w:rPr>
+          <w:sz w:val="22"/>
+          <w:szCs w:val="22"/>
+        </w:rPr>
         <w:t>Update a Checklist</w:t>
       </w:r>
     </w:p>
@@ -1943,8 +2526,16 @@
           <w:ilvl w:val="1"/>
           <w:numId w:val="6"/>
         </w:numPr>
-      </w:pPr>
-      <w:r>
+        <w:rPr>
+          <w:sz w:val="22"/>
+          <w:szCs w:val="22"/>
+        </w:rPr>
+      </w:pPr>
+      <w:r>
+        <w:rPr>
+          <w:sz w:val="22"/>
+          <w:szCs w:val="22"/>
+        </w:rPr>
         <w:t>Create Checkitem on Checklist</w:t>
       </w:r>
     </w:p>
@@ -1955,8 +2546,16 @@
           <w:ilvl w:val="1"/>
           <w:numId w:val="6"/>
         </w:numPr>
-      </w:pPr>
-      <w:r>
+        <w:rPr>
+          <w:sz w:val="22"/>
+          <w:szCs w:val="22"/>
+        </w:rPr>
+      </w:pPr>
+      <w:r>
+        <w:rPr>
+          <w:sz w:val="22"/>
+          <w:szCs w:val="22"/>
+        </w:rPr>
         <w:t>Get a Checkitem on a Checklist</w:t>
       </w:r>
     </w:p>
@@ -1967,8 +2566,16 @@
           <w:ilvl w:val="1"/>
           <w:numId w:val="6"/>
         </w:numPr>
-      </w:pPr>
-      <w:r>
+        <w:rPr>
+          <w:sz w:val="22"/>
+          <w:szCs w:val="22"/>
+        </w:rPr>
+      </w:pPr>
+      <w:r>
+        <w:rPr>
+          <w:sz w:val="22"/>
+          <w:szCs w:val="22"/>
+        </w:rPr>
         <w:t>Delete Checkitem from Checklist</w:t>
       </w:r>
     </w:p>
@@ -1979,14 +2586,26 @@
           <w:ilvl w:val="1"/>
           <w:numId w:val="6"/>
         </w:numPr>
-      </w:pPr>
-      <w:r>
+        <w:rPr>
+          <w:sz w:val="22"/>
+          <w:szCs w:val="22"/>
+        </w:rPr>
+      </w:pPr>
+      <w:r>
+        <w:rPr>
+          <w:sz w:val="22"/>
+          <w:szCs w:val="22"/>
+        </w:rPr>
         <w:t>Delete a Checklist</w:t>
       </w:r>
     </w:p>
     <w:p>
       <w:pPr>
         <w:pStyle w:val="ListParagraph"/>
+        <w:rPr>
+          <w:sz w:val="22"/>
+          <w:szCs w:val="22"/>
+        </w:rPr>
       </w:pPr>
     </w:p>
     <w:p>
@@ -1996,9 +2615,16 @@
           <w:ilvl w:val="0"/>
           <w:numId w:val="6"/>
         </w:numPr>
-      </w:pPr>
-      <w:r>
-        <w:lastRenderedPageBreak/>
+        <w:rPr>
+          <w:sz w:val="22"/>
+          <w:szCs w:val="22"/>
+        </w:rPr>
+      </w:pPr>
+      <w:r>
+        <w:rPr>
+          <w:sz w:val="22"/>
+          <w:szCs w:val="22"/>
+        </w:rPr>
         <w:t xml:space="preserve">Labels </w:t>
       </w:r>
     </w:p>
@@ -2009,13 +2635,25 @@
           <w:ilvl w:val="1"/>
           <w:numId w:val="6"/>
         </w:numPr>
+        <w:rPr>
+          <w:sz w:val="22"/>
+          <w:szCs w:val="22"/>
+        </w:rPr>
       </w:pPr>
       <w:proofErr w:type="gramStart"/>
       <w:r>
+        <w:rPr>
+          <w:sz w:val="22"/>
+          <w:szCs w:val="22"/>
+        </w:rPr>
         <w:t>Create</w:t>
       </w:r>
       <w:proofErr w:type="gramEnd"/>
       <w:r>
+        <w:rPr>
+          <w:sz w:val="22"/>
+          <w:szCs w:val="22"/>
+        </w:rPr>
         <w:t xml:space="preserve"> a Label</w:t>
       </w:r>
     </w:p>
@@ -2026,8 +2664,16 @@
           <w:ilvl w:val="1"/>
           <w:numId w:val="6"/>
         </w:numPr>
-      </w:pPr>
-      <w:r>
+        <w:rPr>
+          <w:sz w:val="22"/>
+          <w:szCs w:val="22"/>
+        </w:rPr>
+      </w:pPr>
+      <w:r>
+        <w:rPr>
+          <w:sz w:val="22"/>
+          <w:szCs w:val="22"/>
+        </w:rPr>
         <w:t>Get a Label</w:t>
       </w:r>
     </w:p>
@@ -2038,8 +2684,16 @@
           <w:ilvl w:val="1"/>
           <w:numId w:val="6"/>
         </w:numPr>
-      </w:pPr>
-      <w:r>
+        <w:rPr>
+          <w:sz w:val="22"/>
+          <w:szCs w:val="22"/>
+        </w:rPr>
+      </w:pPr>
+      <w:r>
+        <w:rPr>
+          <w:sz w:val="22"/>
+          <w:szCs w:val="22"/>
+        </w:rPr>
         <w:t>Update a Label</w:t>
       </w:r>
     </w:p>
@@ -2050,8 +2704,16 @@
           <w:ilvl w:val="1"/>
           <w:numId w:val="6"/>
         </w:numPr>
-      </w:pPr>
-      <w:r>
+        <w:rPr>
+          <w:sz w:val="22"/>
+          <w:szCs w:val="22"/>
+        </w:rPr>
+      </w:pPr>
+      <w:r>
+        <w:rPr>
+          <w:sz w:val="22"/>
+          <w:szCs w:val="22"/>
+        </w:rPr>
         <w:t>Delete a Label</w:t>
       </w:r>
     </w:p>
@@ -2062,8 +2724,16 @@
           <w:ilvl w:val="0"/>
           <w:numId w:val="6"/>
         </w:numPr>
-      </w:pPr>
-      <w:r>
+        <w:rPr>
+          <w:sz w:val="22"/>
+          <w:szCs w:val="22"/>
+        </w:rPr>
+      </w:pPr>
+      <w:r>
+        <w:rPr>
+          <w:sz w:val="22"/>
+          <w:szCs w:val="22"/>
+        </w:rPr>
         <w:t>Organizations</w:t>
       </w:r>
     </w:p>
@@ -2074,13 +2744,25 @@
           <w:ilvl w:val="1"/>
           <w:numId w:val="6"/>
         </w:numPr>
+        <w:rPr>
+          <w:sz w:val="22"/>
+          <w:szCs w:val="22"/>
+        </w:rPr>
       </w:pPr>
       <w:proofErr w:type="gramStart"/>
       <w:r>
+        <w:rPr>
+          <w:sz w:val="22"/>
+          <w:szCs w:val="22"/>
+        </w:rPr>
         <w:t>Create</w:t>
       </w:r>
       <w:proofErr w:type="gramEnd"/>
       <w:r>
+        <w:rPr>
+          <w:sz w:val="22"/>
+          <w:szCs w:val="22"/>
+        </w:rPr>
         <w:t xml:space="preserve"> a new Organization</w:t>
       </w:r>
     </w:p>
@@ -2091,8 +2773,16 @@
           <w:ilvl w:val="1"/>
           <w:numId w:val="6"/>
         </w:numPr>
-      </w:pPr>
-      <w:r>
+        <w:rPr>
+          <w:sz w:val="22"/>
+          <w:szCs w:val="22"/>
+        </w:rPr>
+      </w:pPr>
+      <w:r>
+        <w:rPr>
+          <w:sz w:val="22"/>
+          <w:szCs w:val="22"/>
+        </w:rPr>
         <w:t>Get an organization</w:t>
       </w:r>
     </w:p>
@@ -2103,8 +2793,16 @@
           <w:ilvl w:val="1"/>
           <w:numId w:val="6"/>
         </w:numPr>
-      </w:pPr>
-      <w:r>
+        <w:rPr>
+          <w:sz w:val="22"/>
+          <w:szCs w:val="22"/>
+        </w:rPr>
+      </w:pPr>
+      <w:r>
+        <w:rPr>
+          <w:sz w:val="22"/>
+          <w:szCs w:val="22"/>
+        </w:rPr>
         <w:t>Update an organization</w:t>
       </w:r>
     </w:p>
@@ -2115,8 +2813,16 @@
           <w:ilvl w:val="1"/>
           <w:numId w:val="6"/>
         </w:numPr>
-      </w:pPr>
-      <w:r>
+        <w:rPr>
+          <w:sz w:val="22"/>
+          <w:szCs w:val="22"/>
+        </w:rPr>
+      </w:pPr>
+      <w:r>
+        <w:rPr>
+          <w:sz w:val="22"/>
+          <w:szCs w:val="22"/>
+        </w:rPr>
         <w:t>Get Actions for Organization</w:t>
       </w:r>
     </w:p>
@@ -2127,17 +2833,19 @@
           <w:ilvl w:val="1"/>
           <w:numId w:val="6"/>
         </w:numPr>
-      </w:pPr>
-      <w:r>
+        <w:rPr>
+          <w:sz w:val="22"/>
+          <w:szCs w:val="22"/>
+        </w:rPr>
+      </w:pPr>
+      <w:r>
+        <w:rPr>
+          <w:sz w:val="22"/>
+          <w:szCs w:val="22"/>
+        </w:rPr>
         <w:t>Delete an organization</w:t>
       </w:r>
     </w:p>
-    <w:p>
-      <w:pPr>
-        <w:ind w:left="1080"/>
-      </w:pPr>
-    </w:p>
-    <w:p/>
     <w:p>
       <w:pPr>
         <w:pStyle w:val="Heading1"/>
@@ -2145,6 +2853,7 @@
       <w:bookmarkStart w:id="4" w:name="__RefHeading___Toc2203_932610621"/>
       <w:bookmarkEnd w:id="4"/>
       <w:r>
+        <w:lastRenderedPageBreak/>
         <w:t>Out of Scope</w:t>
       </w:r>
     </w:p>
@@ -2155,8 +2864,16 @@
           <w:ilvl w:val="0"/>
           <w:numId w:val="8"/>
         </w:numPr>
-      </w:pPr>
-      <w:r>
+        <w:rPr>
+          <w:sz w:val="22"/>
+          <w:szCs w:val="22"/>
+        </w:rPr>
+      </w:pPr>
+      <w:r>
+        <w:rPr>
+          <w:sz w:val="22"/>
+          <w:szCs w:val="22"/>
+        </w:rPr>
         <w:t>Performance Testing (Load / Stress Testing)</w:t>
       </w:r>
     </w:p>
@@ -2167,8 +2884,16 @@
           <w:ilvl w:val="0"/>
           <w:numId w:val="8"/>
         </w:numPr>
-      </w:pPr>
-      <w:r>
+        <w:rPr>
+          <w:sz w:val="22"/>
+          <w:szCs w:val="22"/>
+        </w:rPr>
+      </w:pPr>
+      <w:r>
+        <w:rPr>
+          <w:sz w:val="22"/>
+          <w:szCs w:val="22"/>
+        </w:rPr>
         <w:t>Security Testing (Penetration Testing, SQL Injection, XSS...)</w:t>
       </w:r>
     </w:p>
@@ -2179,8 +2904,16 @@
           <w:ilvl w:val="0"/>
           <w:numId w:val="8"/>
         </w:numPr>
-      </w:pPr>
-      <w:r>
+        <w:rPr>
+          <w:sz w:val="22"/>
+          <w:szCs w:val="22"/>
+        </w:rPr>
+      </w:pPr>
+      <w:r>
+        <w:rPr>
+          <w:sz w:val="22"/>
+          <w:szCs w:val="22"/>
+        </w:rPr>
         <w:t>UI Testing (Trello web/mobile interface)</w:t>
       </w:r>
     </w:p>
@@ -2191,8 +2924,16 @@
           <w:ilvl w:val="0"/>
           <w:numId w:val="8"/>
         </w:numPr>
-      </w:pPr>
-      <w:r>
+        <w:rPr>
+          <w:sz w:val="22"/>
+          <w:szCs w:val="22"/>
+        </w:rPr>
+      </w:pPr>
+      <w:r>
+        <w:rPr>
+          <w:sz w:val="22"/>
+          <w:szCs w:val="22"/>
+        </w:rPr>
         <w:t>Rate Limiting exhaustive testing (only single scenario noted, not full boundary testing)</w:t>
       </w:r>
     </w:p>
@@ -2203,8 +2944,16 @@
           <w:ilvl w:val="0"/>
           <w:numId w:val="8"/>
         </w:numPr>
-      </w:pPr>
-      <w:r>
+        <w:rPr>
+          <w:sz w:val="22"/>
+          <w:szCs w:val="22"/>
+        </w:rPr>
+      </w:pPr>
+      <w:r>
+        <w:rPr>
+          <w:sz w:val="22"/>
+          <w:szCs w:val="22"/>
+        </w:rPr>
         <w:t>Power-Ups / Plugins functional testing</w:t>
       </w:r>
     </w:p>
@@ -2215,8 +2964,16 @@
           <w:ilvl w:val="0"/>
           <w:numId w:val="8"/>
         </w:numPr>
-      </w:pPr>
-      <w:r>
+        <w:rPr>
+          <w:sz w:val="22"/>
+          <w:szCs w:val="22"/>
+        </w:rPr>
+      </w:pPr>
+      <w:r>
+        <w:rPr>
+          <w:sz w:val="22"/>
+          <w:szCs w:val="22"/>
+        </w:rPr>
         <w:t>Third-party integrations (Slack, Google Drive, etc.)</w:t>
       </w:r>
     </w:p>
@@ -2227,8 +2984,16 @@
           <w:ilvl w:val="0"/>
           <w:numId w:val="8"/>
         </w:numPr>
-      </w:pPr>
-      <w:r>
+        <w:rPr>
+          <w:sz w:val="22"/>
+          <w:szCs w:val="22"/>
+        </w:rPr>
+      </w:pPr>
+      <w:r>
+        <w:rPr>
+          <w:sz w:val="22"/>
+          <w:szCs w:val="22"/>
+        </w:rPr>
         <w:t>Enterprise-level Admin APIs (Organization-to-Enterprise management)</w:t>
       </w:r>
     </w:p>
@@ -2239,8 +3004,16 @@
           <w:ilvl w:val="0"/>
           <w:numId w:val="8"/>
         </w:numPr>
-      </w:pPr>
-      <w:r>
+        <w:rPr>
+          <w:sz w:val="22"/>
+          <w:szCs w:val="22"/>
+        </w:rPr>
+      </w:pPr>
+      <w:r>
+        <w:rPr>
+          <w:sz w:val="22"/>
+          <w:szCs w:val="22"/>
+        </w:rPr>
         <w:t>Backward compatibility across different API versions</w:t>
       </w:r>
     </w:p>
@@ -2251,8 +3024,16 @@
           <w:ilvl w:val="0"/>
           <w:numId w:val="8"/>
         </w:numPr>
-      </w:pPr>
-      <w:r>
+        <w:rPr>
+          <w:sz w:val="22"/>
+          <w:szCs w:val="22"/>
+        </w:rPr>
+      </w:pPr>
+      <w:r>
+        <w:rPr>
+          <w:sz w:val="22"/>
+          <w:szCs w:val="22"/>
+        </w:rPr>
         <w:t>Localization / multi-language testing</w:t>
       </w:r>
     </w:p>
@@ -2263,15 +3044,18 @@
           <w:ilvl w:val="0"/>
           <w:numId w:val="8"/>
         </w:numPr>
-      </w:pPr>
-      <w:r>
+        <w:rPr>
+          <w:sz w:val="22"/>
+          <w:szCs w:val="22"/>
+        </w:rPr>
+      </w:pPr>
+      <w:r>
+        <w:rPr>
+          <w:sz w:val="22"/>
+          <w:szCs w:val="22"/>
+        </w:rPr>
         <w:t>real-time notification testing</w:t>
       </w:r>
-    </w:p>
-    <w:p>
-      <w:pPr>
-        <w:pStyle w:val="ListParagraph"/>
-      </w:pPr>
     </w:p>
     <w:p>
       <w:pPr>
@@ -2297,15 +3081,22 @@
       <w:pPr>
         <w:pStyle w:val="ListParagraph"/>
         <w:numPr>
-          <w:ilvl w:val="0"/>
+          <w:ilvl w:val="1"/>
           <w:numId w:val="8"/>
         </w:numPr>
+        <w:ind w:left="993" w:hanging="338"/>
         <w:rPr>
           <w:b/>
           <w:bCs/>
-        </w:rPr>
-      </w:pPr>
-      <w:r>
+          <w:sz w:val="22"/>
+          <w:szCs w:val="22"/>
+        </w:rPr>
+      </w:pPr>
+      <w:r>
+        <w:rPr>
+          <w:sz w:val="22"/>
+          <w:szCs w:val="22"/>
+        </w:rPr>
         <w:t>Behavior of a Card's member list when that member is removed from the Board is not explicitly documented and is out of scope for this test plan. Assumed unaffected unless verified otherwise.</w:t>
       </w:r>
     </w:p>
@@ -2938,25 +3729,7 @@
                 <w:sz w:val="18"/>
                 <w:szCs w:val="18"/>
               </w:rPr>
-              <w:t>/boards/{id}/members/{</w:t>
-            </w:r>
-            <w:proofErr w:type="spellStart"/>
-            <w:r>
-              <w:rPr>
-                <w:rFonts w:eastAsia="Aptos" w:cs="Arial"/>
-                <w:sz w:val="18"/>
-                <w:szCs w:val="18"/>
-              </w:rPr>
-              <w:t>idMember</w:t>
-            </w:r>
-            <w:proofErr w:type="spellEnd"/>
-            <w:r>
-              <w:rPr>
-                <w:rFonts w:eastAsia="Aptos" w:cs="Arial"/>
-                <w:sz w:val="18"/>
-                <w:szCs w:val="18"/>
-              </w:rPr>
-              <w:t>}</w:t>
+              <w:t>/boards/{id}/members/{idMember}</w:t>
             </w:r>
           </w:p>
         </w:tc>
@@ -3227,25 +4000,7 @@
                 <w:sz w:val="18"/>
                 <w:szCs w:val="18"/>
               </w:rPr>
-              <w:t>/boards/{id}/members/{</w:t>
-            </w:r>
-            <w:proofErr w:type="spellStart"/>
-            <w:r>
-              <w:rPr>
-                <w:rFonts w:eastAsia="Aptos" w:cs="Arial"/>
-                <w:sz w:val="18"/>
-                <w:szCs w:val="18"/>
-              </w:rPr>
-              <w:t>idMember</w:t>
-            </w:r>
-            <w:proofErr w:type="spellEnd"/>
-            <w:r>
-              <w:rPr>
-                <w:rFonts w:eastAsia="Aptos" w:cs="Arial"/>
-                <w:sz w:val="18"/>
-                <w:szCs w:val="18"/>
-              </w:rPr>
-              <w:t>}</w:t>
+              <w:t>/boards/{id}/members/{idMember}</w:t>
             </w:r>
           </w:p>
         </w:tc>
@@ -3495,25 +4250,7 @@
                 <w:sz w:val="18"/>
                 <w:szCs w:val="18"/>
               </w:rPr>
-              <w:t>/boards/{id}/memberships/{</w:t>
-            </w:r>
-            <w:proofErr w:type="spellStart"/>
-            <w:r>
-              <w:rPr>
-                <w:rFonts w:eastAsia="Aptos" w:cs="Arial"/>
-                <w:sz w:val="18"/>
-                <w:szCs w:val="18"/>
-              </w:rPr>
-              <w:t>idMembership</w:t>
-            </w:r>
-            <w:proofErr w:type="spellEnd"/>
-            <w:r>
-              <w:rPr>
-                <w:rFonts w:eastAsia="Aptos" w:cs="Arial"/>
-                <w:sz w:val="18"/>
-                <w:szCs w:val="18"/>
-              </w:rPr>
-              <w:t>}</w:t>
+              <w:t>/boards/{id}/memberships/{idMembership}</w:t>
             </w:r>
           </w:p>
         </w:tc>
@@ -3638,25 +4375,7 @@
                 <w:sz w:val="18"/>
                 <w:szCs w:val="18"/>
               </w:rPr>
-              <w:t>/boards/{</w:t>
-            </w:r>
-            <w:proofErr w:type="spellStart"/>
-            <w:r>
-              <w:rPr>
-                <w:rFonts w:eastAsia="Aptos" w:cs="Arial"/>
-                <w:sz w:val="18"/>
-                <w:szCs w:val="18"/>
-              </w:rPr>
-              <w:t>boardId</w:t>
-            </w:r>
-            <w:proofErr w:type="spellEnd"/>
-            <w:r>
-              <w:rPr>
-                <w:rFonts w:eastAsia="Aptos" w:cs="Arial"/>
-                <w:sz w:val="18"/>
-                <w:szCs w:val="18"/>
-              </w:rPr>
-              <w:t>}/actions</w:t>
+              <w:t>/boards/{boardId}/actions</w:t>
             </w:r>
           </w:p>
         </w:tc>
@@ -4462,7 +5181,6 @@
                 <w:sz w:val="18"/>
                 <w:szCs w:val="18"/>
               </w:rPr>
-              <w:lastRenderedPageBreak/>
               <w:t>16</w:t>
             </w:r>
           </w:p>
@@ -5033,18 +5751,8 @@
                 <w:sz w:val="18"/>
                 <w:szCs w:val="18"/>
               </w:rPr>
-              <w:t>/cards/{id}/</w:t>
-            </w:r>
-            <w:proofErr w:type="spellStart"/>
-            <w:r>
-              <w:rPr>
-                <w:rFonts w:eastAsia="Aptos" w:cs="Arial"/>
-                <w:sz w:val="18"/>
-                <w:szCs w:val="18"/>
-              </w:rPr>
-              <w:t>idMembers</w:t>
-            </w:r>
-            <w:proofErr w:type="spellEnd"/>
+              <w:t>/cards/{id}/idMembers</w:t>
+            </w:r>
           </w:p>
         </w:tc>
         <w:tc>
@@ -5311,43 +6019,7 @@
                 <w:sz w:val="18"/>
                 <w:szCs w:val="18"/>
               </w:rPr>
-              <w:t>/cards/{id}/</w:t>
-            </w:r>
-            <w:proofErr w:type="spellStart"/>
-            <w:r>
-              <w:rPr>
-                <w:rFonts w:eastAsia="Aptos" w:cs="Arial"/>
-                <w:sz w:val="18"/>
-                <w:szCs w:val="18"/>
-              </w:rPr>
-              <w:t>idMembers</w:t>
-            </w:r>
-            <w:proofErr w:type="spellEnd"/>
-            <w:r>
-              <w:rPr>
-                <w:rFonts w:eastAsia="Aptos" w:cs="Arial"/>
-                <w:sz w:val="18"/>
-                <w:szCs w:val="18"/>
-              </w:rPr>
-              <w:t>/{</w:t>
-            </w:r>
-            <w:proofErr w:type="spellStart"/>
-            <w:r>
-              <w:rPr>
-                <w:rFonts w:eastAsia="Aptos" w:cs="Arial"/>
-                <w:sz w:val="18"/>
-                <w:szCs w:val="18"/>
-              </w:rPr>
-              <w:t>idMember</w:t>
-            </w:r>
-            <w:proofErr w:type="spellEnd"/>
-            <w:r>
-              <w:rPr>
-                <w:rFonts w:eastAsia="Aptos" w:cs="Arial"/>
-                <w:sz w:val="18"/>
-                <w:szCs w:val="18"/>
-              </w:rPr>
-              <w:t>}</w:t>
+              <w:t>/cards/{id}/idMembers/{idMember}</w:t>
             </w:r>
           </w:p>
         </w:tc>
@@ -6097,18 +6769,8 @@
                 <w:sz w:val="18"/>
                 <w:szCs w:val="18"/>
               </w:rPr>
-              <w:t>/checklists/{id}/</w:t>
-            </w:r>
-            <w:proofErr w:type="spellStart"/>
-            <w:r>
-              <w:rPr>
-                <w:rFonts w:eastAsia="Aptos" w:cs="Arial"/>
-                <w:sz w:val="18"/>
-                <w:szCs w:val="18"/>
-              </w:rPr>
-              <w:t>checkItems</w:t>
-            </w:r>
-            <w:proofErr w:type="spellEnd"/>
+              <w:t>/checklists/{id}/checkItems</w:t>
+            </w:r>
           </w:p>
         </w:tc>
         <w:tc>
@@ -6232,25 +6894,7 @@
                 <w:sz w:val="18"/>
                 <w:szCs w:val="18"/>
               </w:rPr>
-              <w:t>/checklists/{id}/</w:t>
-            </w:r>
-            <w:proofErr w:type="spellStart"/>
-            <w:r>
-              <w:rPr>
-                <w:rFonts w:eastAsia="Aptos" w:cs="Arial"/>
-                <w:sz w:val="18"/>
-                <w:szCs w:val="18"/>
-              </w:rPr>
-              <w:t>checkItems</w:t>
-            </w:r>
-            <w:proofErr w:type="spellEnd"/>
-            <w:r>
-              <w:rPr>
-                <w:rFonts w:eastAsia="Aptos" w:cs="Arial"/>
-                <w:sz w:val="18"/>
-                <w:szCs w:val="18"/>
-              </w:rPr>
-              <w:t>/{idCheckItem}</w:t>
+              <w:t>/checklists/{id}/checkItems/{idCheckItem}</w:t>
             </w:r>
           </w:p>
         </w:tc>
@@ -6393,25 +7037,7 @@
                 <w:sz w:val="18"/>
                 <w:szCs w:val="18"/>
               </w:rPr>
-              <w:t>/checklists/{id}/</w:t>
-            </w:r>
-            <w:proofErr w:type="spellStart"/>
-            <w:r>
-              <w:rPr>
-                <w:rFonts w:eastAsia="Aptos" w:cs="Arial"/>
-                <w:sz w:val="18"/>
-                <w:szCs w:val="18"/>
-              </w:rPr>
-              <w:t>checkItems</w:t>
-            </w:r>
-            <w:proofErr w:type="spellEnd"/>
-            <w:r>
-              <w:rPr>
-                <w:rFonts w:eastAsia="Aptos" w:cs="Arial"/>
-                <w:sz w:val="18"/>
-                <w:szCs w:val="18"/>
-              </w:rPr>
-              <w:t>/{idCheckItem}</w:t>
+              <w:t>/checklists/{id}/checkItems/{idCheckItem}</w:t>
             </w:r>
           </w:p>
         </w:tc>
@@ -7706,8 +8332,6 @@
         </w:tc>
       </w:tr>
     </w:tbl>
-    <w:p/>
-    <w:p/>
     <w:p>
       <w:pPr>
         <w:pStyle w:val="Heading1"/>
@@ -7715,6 +8339,7 @@
       <w:bookmarkStart w:id="6" w:name="__RefHeading___Toc2207_932610621"/>
       <w:bookmarkEnd w:id="6"/>
       <w:r>
+        <w:lastRenderedPageBreak/>
         <w:t xml:space="preserve">Test Types </w:t>
       </w:r>
     </w:p>
@@ -7866,7 +8491,6 @@
         </w:numPr>
       </w:pPr>
       <w:r>
-        <w:lastRenderedPageBreak/>
         <w:t xml:space="preserve">Base URL: </w:t>
       </w:r>
     </w:p>
@@ -7911,6 +8535,19 @@
     </w:p>
     <w:p>
       <w:pPr>
+        <w:pStyle w:val="ListParagraph"/>
+        <w:numPr>
+          <w:ilvl w:val="0"/>
+          <w:numId w:val="5"/>
+        </w:numPr>
+      </w:pPr>
+      <w:r>
+        <w:t>Google Sheets</w:t>
+      </w:r>
+    </w:p>
+    <w:p/>
+    <w:p>
+      <w:pPr>
         <w:pStyle w:val="Heading1"/>
       </w:pPr>
       <w:bookmarkStart w:id="9" w:name="__RefHeading___Toc2213_932610621"/>
@@ -7919,6 +8556,61 @@
         <w:t>Test Data</w:t>
       </w:r>
     </w:p>
+    <w:p>
+      <w:pPr>
+        <w:pStyle w:val="ListParagraph"/>
+        <w:numPr>
+          <w:ilvl w:val="0"/>
+          <w:numId w:val="5"/>
+        </w:numPr>
+        <w:suppressAutoHyphens w:val="0"/>
+        <w:spacing w:after="0" w:line="240" w:lineRule="auto"/>
+        <w:rPr>
+          <w:rFonts w:ascii="Times New Roman" w:eastAsia="Times New Roman" w:hAnsi="Times New Roman" w:cs="Times New Roman"/>
+          <w:kern w:val="0"/>
+          <w14:ligatures w14:val="none"/>
+        </w:rPr>
+      </w:pPr>
+      <w:r>
+        <w:rPr>
+          <w:rFonts w:ascii="Times New Roman" w:eastAsia="Times New Roman" w:hAnsi="Times New Roman" w:cs="Times New Roman"/>
+          <w:b/>
+          <w:bCs/>
+          <w:kern w:val="0"/>
+          <w14:ligatures w14:val="none"/>
+        </w:rPr>
+        <w:t>Test Data Source</w:t>
+      </w:r>
+      <w:r>
+        <w:rPr>
+          <w:rFonts w:ascii="Times New Roman" w:eastAsia="Times New Roman" w:hAnsi="Times New Roman" w:cs="Times New Roman"/>
+          <w:kern w:val="0"/>
+          <w14:ligatures w14:val="none"/>
+        </w:rPr>
+        <w:t xml:space="preserve">: Dynamically created during test execution (boards, lists, cards, labels, checklists) rather than pre-seeded static data, since most endpoints are </w:t>
+      </w:r>
+      <w:proofErr w:type="gramStart"/>
+      <w:r>
+        <w:rPr>
+          <w:rFonts w:ascii="Times New Roman" w:eastAsia="Times New Roman" w:hAnsi="Times New Roman" w:cs="Times New Roman"/>
+          <w:kern w:val="0"/>
+          <w14:ligatures w14:val="none"/>
+        </w:rPr>
+        <w:t>creation-dependent</w:t>
+      </w:r>
+      <w:proofErr w:type="gramEnd"/>
+      <w:r>
+        <w:rPr>
+          <w:rFonts w:ascii="Times New Roman" w:eastAsia="Times New Roman" w:hAnsi="Times New Roman" w:cs="Times New Roman"/>
+          <w:kern w:val="0"/>
+          <w14:ligatures w14:val="none"/>
+        </w:rPr>
+        <w:t xml:space="preserve">. </w:t>
+      </w:r>
+    </w:p>
+    <w:p/>
+    <w:p/>
+    <w:p/>
     <w:p/>
     <w:p>
       <w:pPr>
@@ -7927,6 +8619,7 @@
       <w:bookmarkStart w:id="10" w:name="__RefHeading___Toc2215_932610621"/>
       <w:bookmarkEnd w:id="10"/>
       <w:r>
+        <w:lastRenderedPageBreak/>
         <w:t>Entry &amp; Exit Criteria</w:t>
       </w:r>
     </w:p>
@@ -8043,10 +8736,6 @@
       <w:pPr>
         <w:pStyle w:val="Heading2"/>
         <w:spacing w:before="260" w:after="120"/>
-      </w:pPr>
-      <w:bookmarkStart w:id="12" w:name="__RefHeading___Toc2219_932610621"/>
-      <w:bookmarkEnd w:id="12"/>
-      <w:r>
         <w:rPr>
           <w:b/>
           <w:bCs/>
@@ -8054,11 +8743,44 @@
           <w:sz w:val="26"/>
           <w:szCs w:val="26"/>
         </w:rPr>
+      </w:pPr>
+      <w:bookmarkStart w:id="12" w:name="__RefHeading___Toc2219_932610621"/>
+      <w:bookmarkEnd w:id="12"/>
+      <w:r>
+        <w:rPr>
+          <w:b/>
+          <w:bCs/>
+          <w:color w:val="333333"/>
+          <w:sz w:val="26"/>
+          <w:szCs w:val="26"/>
+        </w:rPr>
         <w:t>Exit Criteria</w:t>
       </w:r>
     </w:p>
-    <w:p/>
-    <w:p/>
+    <w:p>
+      <w:pPr>
+        <w:pStyle w:val="ListParagraph"/>
+        <w:numPr>
+          <w:ilvl w:val="0"/>
+          <w:numId w:val="5"/>
+        </w:numPr>
+      </w:pPr>
+      <w:r>
+        <w:t xml:space="preserve">100% of in-scope, critical-priority test cases have been executed. </w:t>
+      </w:r>
+    </w:p>
+    <w:p>
+      <w:pPr>
+        <w:pStyle w:val="ListParagraph"/>
+        <w:numPr>
+          <w:ilvl w:val="0"/>
+          <w:numId w:val="5"/>
+        </w:numPr>
+      </w:pPr>
+      <w:r>
+        <w:t>The Postman Collection, test case documentation, and execution reports are finalized and ready for delivery.</w:t>
+      </w:r>
+    </w:p>
     <w:p/>
     <w:p>
       <w:pPr>
@@ -8704,14 +9426,7 @@
                 <w:rFonts w:eastAsia="Aptos" w:cs="Arial"/>
               </w:rPr>
               <w:tab/>
-              <w:t xml:space="preserve">Limited time available to cover all resources (Boards, Lists, </w:t>
-            </w:r>
-            <w:r>
-              <w:rPr>
-                <w:rFonts w:eastAsia="Aptos" w:cs="Arial"/>
-              </w:rPr>
-              <w:lastRenderedPageBreak/>
-              <w:t>Cards, Members, Labels)</w:t>
+              <w:t>Limited time available to cover all resources (Boards, Lists, Cards, Members, Labels)</w:t>
             </w:r>
           </w:p>
         </w:tc>
@@ -8730,7 +9445,6 @@
               <w:rPr>
                 <w:rFonts w:eastAsia="Aptos" w:cs="Arial"/>
               </w:rPr>
-              <w:lastRenderedPageBreak/>
               <w:t>Medium</w:t>
             </w:r>
           </w:p>
@@ -8772,14 +9486,7 @@
               <w:rPr>
                 <w:rFonts w:eastAsia="Aptos" w:cs="Arial"/>
               </w:rPr>
-              <w:t xml:space="preserve">Prioritize core CRUD operations first, then extend to secondary </w:t>
-            </w:r>
-            <w:r>
-              <w:rPr>
-                <w:rFonts w:eastAsia="Aptos" w:cs="Arial"/>
-              </w:rPr>
-              <w:lastRenderedPageBreak/>
-              <w:t>scenarios</w:t>
+              <w:t>Prioritize core CRUD operations first, then extend to secondary scenarios</w:t>
             </w:r>
           </w:p>
         </w:tc>
@@ -8803,7 +9510,6 @@
               <w:rPr>
                 <w:rFonts w:eastAsia="Aptos" w:cs="Arial"/>
               </w:rPr>
-              <w:lastRenderedPageBreak/>
               <w:t>6</w:t>
             </w:r>
           </w:p>
@@ -9007,6 +9713,8 @@
       </w:tr>
     </w:tbl>
     <w:p/>
+    <w:p/>
+    <w:p/>
     <w:p>
       <w:pPr>
         <w:pStyle w:val="Heading1"/>
@@ -9014,6 +9722,7 @@
       <w:bookmarkStart w:id="14" w:name="__RefHeading___Toc2223_932610621"/>
       <w:bookmarkEnd w:id="14"/>
       <w:r>
+        <w:lastRenderedPageBreak/>
         <w:t xml:space="preserve">Tools </w:t>
       </w:r>
     </w:p>
@@ -11064,7 +11773,6 @@
   <w:style w:type="character" w:default="1" w:styleId="DefaultParagraphFont">
     <w:name w:val="Default Paragraph Font"/>
     <w:uiPriority w:val="1"/>
-    <w:semiHidden/>
     <w:unhideWhenUsed/>
   </w:style>
   <w:style w:type="table" w:default="1" w:styleId="TableNormal">
@@ -11508,6 +12216,17 @@
       </w:tblBorders>
     </w:tblPr>
   </w:style>
+  <w:style w:type="character" w:styleId="Strong">
+    <w:name w:val="Strong"/>
+    <w:basedOn w:val="DefaultParagraphFont"/>
+    <w:uiPriority w:val="22"/>
+    <w:qFormat/>
+    <w:rsid w:val="00304F26"/>
+    <w:rPr>
+      <w:b/>
+      <w:bCs/>
+    </w:rPr>
+  </w:style>
 </w:styles>
 </file>
 
